--- a/document_templates/russian_library/Исковые_заявления/Процессуальные_документы/шаблон_Изменённое_исковое_заявление.docx
+++ b/document_templates/russian_library/Исковые_заявления/Процессуальные_документы/шаблон_Изменённое_исковое_заявление.docx
@@ -26,7 +26,7 @@
           <w:sz w:val="24"/>
           <w:szCs w:val="24"/>
         </w:rPr>
-        <w:t xml:space="preserve">{{ w_t_w_r_w_r_w_rpr_w_rfonts_w_ascii_times_new_roman_w_hansi_times_new_roman_w_cs_times_new_roman_w_sz_w_val_24_w_szcs_w_val_24_w_lang_w_val_en_us_w_rpr_w_t_court_w_t_w_r_w_r_w_rsidrpr_00d06e37_w_rpr_w_rfonts_w_ascii_times_new_roman_w_hansi_times_new_roman_w_cs_times_new_roman_w_sz_w_val_24_w_szcs_w_val_24_w_rpr_w_t_xml_space_preserve_w_t_w_r_w_r_w_rpr_w_rfonts_w_ascii_times_new_roman_w_hansi_times_new_roman_w_cs_times_new_roman_w_sz_w_val_24_w_szcs_w_val_24_w_lang_w_val_en_us_w_rpr_w_t_name_w_t_w_r_w_r_w_rsidrpr_00d06e37_w_rpr_w_rfonts_w_ascii_times_new_roman_w_hansi_times_new_roman_w_cs_times_new_roman_w_sz_w_val_24_w_szcs_w_val_24_w_rpr_w_t_xml_space_preserve }}</w:t>
+        <w:t xml:space="preserve">{{ court_name }}</w:t>
       </w:r>
     </w:p>
     <w:p>
@@ -45,7 +45,7 @@
           <w:sz w:val="24"/>
           <w:szCs w:val="24"/>
         </w:rPr>
-        <w:t xml:space="preserve">{{ w_t_w_r_w_r_w_rpr_w_rfonts_w_ascii_times_new_roman_w_hansi_times_new_roman_w_cs_times_new_roman_w_sz_w_val_24_w_szcs_w_val_24_w_lang_w_val_en_us_w_rpr_w_t_court_w_t_w_r_w_r_w_rsidrpr_00d06e37_w_rpr_w_rfonts_w_ascii_times_new_roman_w_hansi_times_new_roman_w_cs_times_new_roman_w_sz_w_val_24_w_szcs_w_val_24_w_rpr_w_t_xml_space_preserve_w_t_w_r_w_r_w_rpr_w_rfonts_w_ascii_times_new_roman_w_hansi_times_new_roman_w_cs_times_new_roman_w_sz_w_val_24_w_szcs_w_val_24_w_lang_w_val_en_us_w_rpr_w_t_address_w_t_w_r_w_r_w_rsidrpr_00d06e37_w_rpr_w_rfonts_w_ascii_times_new_roman_w_hansi_times_new_roman_w_cs_times_new_roman_w_sz_w_val_24_w_szcs_w_val_24_w_rpr_w_t_xml_space_preserve }}</w:t>
+        <w:t xml:space="preserve">{{ court_address }}</w:t>
       </w:r>
     </w:p>
     <w:p>
@@ -72,7 +72,7 @@
           <w:sz w:val="24"/>
           <w:szCs w:val="24"/>
         </w:rPr>
-        <w:t xml:space="preserve">{{ w_t_w_r_w_r_w_rsidr_00d06e37_w_rpr_w_rfonts_w_ascii_times_new_roman_w_hansi_times_new_roman_w_cs_times_new_roman_w_sz_w_val_24_w_szcs_w_val_24_w_lang_w_val_en_us_w_rpr_w_t_plaintiff_w_t_w_r_w_r_w_rsidr_00d06e37_w_rsidrpr_00d06e37_w_rpr_w_rfonts_w_ascii_times_new_roman_w_hansi_times_new_roman_w_cs_times_new_roman_w_sz_w_val_24_w_szcs_w_val_24_w_rpr_w_t_xml_space_preserve }}</w:t>
+        <w:t xml:space="preserve">{{ plaintiff }}</w:t>
       </w:r>
     </w:p>
     <w:p>
@@ -99,7 +99,7 @@
           <w:sz w:val="24"/>
           <w:szCs w:val="24"/>
         </w:rPr>
-        <w:t xml:space="preserve">{{ w_t_w_r_w_r_w_rsidr_00d06e37_w_rpr_w_rfonts_w_ascii_times_new_roman_w_hansi_times_new_roman_w_cs_times_new_roman_w_sz_w_val_24_w_szcs_w_val_24_w_lang_w_val_en_us_w_rpr_w_t_plaintiff_w_t_w_r_w_r_w_rsidr_00d06e37_w_rsidrpr_00d06e37_w_rpr_w_rfonts_w_ascii_times_new_roman_w_hansi_times_new_roman_w_cs_times_new_roman_w_sz_w_val_24_w_szcs_w_val_24_w_rpr_w_t_xml_space_preserve_w_t_w_r_w_r_w_rsidr_00d06e37_w_rpr_w_rfonts_w_ascii_times_new_roman_w_hansi_times_new_roman_w_cs_times_new_roman_w_sz_w_val_24_w_szcs_w_val_24_w_lang_w_val_en_us_w_rpr_w_t_representative_w_t_w_r_w_r_w_rsidr_00d06e37_w_rsidrpr_00d06e37_w_rpr_w_rfonts_w_ascii_times_new_roman_w_hansi_times_new_roman_w_cs_times_new_roman_w_sz_w_val_24_w_szcs_w_val_24_w_rpr_w_t_xml_space_preserve }}</w:t>
+        <w:t xml:space="preserve">{{ plaintiff_representative }}</w:t>
       </w:r>
     </w:p>
     <w:p>
@@ -126,7 +126,7 @@
           <w:sz w:val="24"/>
           <w:szCs w:val="24"/>
         </w:rPr>
-        <w:t xml:space="preserve">{{ w_t_w_r_w_r_w_rsidr_00d06e37_w_rpr_w_rfonts_w_ascii_times_new_roman_w_hansi_times_new_roman_w_cs_times_new_roman_w_sz_w_val_24_w_szcs_w_val_24_w_lang_w_val_en_us_w_rpr_w_t_defendant_w_t_w_r_w_r_w_rsidr_00d06e37_w_rsidrpr_00d06e37_w_rpr_w_rfonts_w_ascii_times_new_roman_w_hansi_times_new_roman_w_cs_times_new_roman_w_sz_w_val_24_w_szcs_w_val_24_w_rpr_w_t_xml_space_preserve }}</w:t>
+        <w:t xml:space="preserve">{{ defendant }}</w:t>
       </w:r>
     </w:p>
     <w:p>
@@ -181,7 +181,7 @@
           <w:szCs w:val="24"/>
           <w:lang w:val="en-US"/>
         </w:rPr>
-        <w:t xml:space="preserve">{{ w_t_w_r_w_r_w_rsidr_00d06e37_w_rpr_w_rfonts_w_ascii_times_new_roman_w_hansi_times_new_roman_w_cs_times_new_roman_w_sz_w_val_24_w_szcs_w_val_24_w_lang_w_val_en_us_w_rpr_w_t_defendant_registration_address }}</w:t>
+        <w:t xml:space="preserve">{{ defendant_registration_address }}</w:t>
       </w:r>
     </w:p>
     <w:p>
@@ -225,7 +225,7 @@
           <w:sz w:val="24"/>
           <w:szCs w:val="24"/>
         </w:rPr>
-        <w:t xml:space="preserve">{{ w_t_w_r_w_r_w_rsidr_00d06e37_w_rpr_w_rfonts_w_ascii_times_new_roman_w_hansi_times_new_roman_w_cs_times_new_roman_w_sz_w_val_24_w_szcs_w_val_24_w_lang_w_val_en_us_w_rpr_w_t_court_w_t_w_r_w_r_w_rsidr_00d06e37_w_rsidrpr_00d06e37_w_rpr_w_rfonts_w_ascii_times_new_roman_w_hansi_times_new_roman_w_cs_times_new_roman_w_sz_w_val_24_w_szcs_w_val_24_w_rpr_w_t_xml_space_preserve_w_t_w_r_w_r_w_rsidr_00d06e37_w_rpr_w_rfonts_w_ascii_times_new_roman_w_hansi_times_new_roman_w_cs_times_new_roman_w_sz_w_val_24_w_szcs_w_val_24_w_lang_w_val_en_us_w_rpr_w_t_name_w_t_w_r_w_r_w_rsidr_00d06e37_w_rsidrpr_00d06e37_w_rpr_w_rfonts_w_ascii_times_new_roman_w_hansi_times_new_roman_w_cs_times_new_roman_w_sz_w_val_24_w_szcs_w_val_24_w_rpr_w_t_xml_space_preserve_w_t_w_r_w_r_w_rsidr_00d06e37_w_rpr_w_rfonts_w_ascii_times_new_roman_w_hansi_times_new_roman_w_cs_times_new_roman_w_sz_w_val_24_w_szcs_w_val_24_w_lang_w_val_en_us_w_rpr_w_t_text_w_t_w_r_w_r_w_rsidr_00d06e37_w_rsidrpr_00d06e37_w_rpr_w_rfonts_w_ascii_times_new_roman_w_hansi_times_new_roman_w_cs_times_new_roman_w_sz_w_val_24_w_szcs_w_val_24_w_rpr_w_t_xml_space_preserve }}</w:t>
+        <w:t xml:space="preserve">{{ court_name_text }}</w:t>
       </w:r>
       <w:r>
         <w:rPr>
@@ -241,7 +241,7 @@
           <w:sz w:val="24"/>
           <w:szCs w:val="24"/>
         </w:rPr>
-        <w:t xml:space="preserve">{{ w_t_w_r_w_r_w_rsidr_00d06e37_w_rpr_w_rfonts_w_ascii_times_new_roman_w_hansi_times_new_roman_w_cs_times_new_roman_w_sz_w_val_24_w_szcs_w_val_24_w_lang_w_val_en_us_w_rpr_w_t_plaintiff_w_t_w_r_w_r_w_rsidr_00d06e37_w_rsidrpr_00d06e37_w_rpr_w_rfonts_w_ascii_times_new_roman_w_hansi_times_new_roman_w_cs_times_new_roman_w_sz_w_val_24_w_szcs_w_val_24_w_rpr_w_t_xml_space_preserve }}</w:t>
+        <w:t xml:space="preserve">{{ plaintiff }}</w:t>
       </w:r>
       <w:r>
         <w:rPr>
@@ -257,7 +257,7 @@
           <w:sz w:val="24"/>
           <w:szCs w:val="24"/>
         </w:rPr>
-        <w:t xml:space="preserve"> {{ w_t_w_r_w_r_w_rsidr_00d06e37_w_rpr_w_rfonts_w_ascii_times_new_roman_w_hansi_times_new_roman_w_cs_times_new_roman_w_sz_w_val_24_w_szcs_w_val_24_w_lang_w_val_en_us_w_rpr_w_t_defendant_w_t_w_r_w_r_w_rsidr_00d06e37_w_rsidrpr_00d06e37_w_rpr_w_rfonts_w_ascii_times_new_roman_w_hansi_times_new_roman_w_cs_times_new_roman_w_sz_w_val_24_w_szcs_w_val_24_w_rpr_w_t_xml_space_preserve_w_t_w_r_w_r_w_rsidr_00d06e37_w_rpr_w_rfonts_w_ascii_times_new_roman_w_hansi_times_new_roman_w_cs_times_new_roman_w_sz_w_val_24_w_szcs_w_val_24_w_lang_w_val_en_us_w_rpr_w_t_name_w_t_w_r_w_r_w_rsidr_00d06e37_w_rsidrpr_00d06e37_w_rpr_w_rfonts_w_ascii_times_new_roman_w_hansi_times_new_roman_w_cs_times_new_roman_w_sz_w_val_24_w_szcs_w_val_24_w_rpr_w_t_xml_space_preserve_w_t_w_r_w_r_w_rsidr_00d06e37_w_rpr_w_rfonts_w_ascii_times_new_roman_w_hansi_times_new_roman_w_cs_times_new_roman_w_sz_w_val_24_w_szcs_w_val_24_w_lang_w_val_en_us_w_rpr_w_t_text_w_t_w_r_w_r_w_rsidr_00d06e37_w_rsidrpr_00d06e37_w_rpr_w_rfonts_w_ascii_times_new_roman_w_hansi_times_new_roman_w_cs_times_new_roman_w_sz_w_val_24_w_szcs_w_val_24_w_rpr_w_t_xml_space_preserve }}</w:t>
+        <w:t xml:space="preserve"> {{ defendant_name_text }}</w:t>
       </w:r>
       <w:r>
         <w:rPr>
@@ -273,7 +273,7 @@
           <w:sz w:val="24"/>
           <w:szCs w:val="24"/>
         </w:rPr>
-        <w:t xml:space="preserve">{{ w_t_w_r_w_r_w_rsidr_00d06e37_w_rpr_w_rfonts_w_ascii_times_new_roman_w_hansi_times_new_roman_w_cs_times_new_roman_w_sz_w_val_24_w_szcs_w_val_24_w_lang_w_val_en_us_w_rpr_w_t_claim_w_t_w_r_w_r_w_rsidr_00d06e37_w_rsidrpr_00d06e37_w_rpr_w_rfonts_w_ascii_times_new_roman_w_hansi_times_new_roman_w_cs_times_new_roman_w_sz_w_val_24_w_szcs_w_val_24_w_rpr_w_t_xml_space_preserve_w_t_w_r_w_r_w_rsidr_00d06e37_w_rpr_w_rfonts_w_ascii_times_new_roman_w_hansi_times_new_roman_w_cs_times_new_roman_w_sz_w_val_24_w_szcs_w_val_24_w_lang_w_val_en_us_w_rpr_w_t_subject_w_t_w_r_w_r_w_rsidr_00d06e37_w_rsidrpr_00d06e37_w_rpr_w_rfonts_w_ascii_times_new_roman_w_hansi_times_new_roman_w_cs_times_new_roman_w_sz_w_val_24_w_szcs_w_val_24_w_rpr_w_t_xml_space_preserve }}</w:t>
+        <w:t xml:space="preserve">{{ claim_subject }}</w:t>
       </w:r>
       <w:r>
         <w:rPr>
@@ -307,7 +307,7 @@
           <w:sz w:val="24"/>
           <w:szCs w:val="24"/>
         </w:rPr>
-        <w:t xml:space="preserve"> {{ w_t_w_r_w_r_w_rsidr_00d06e37_w_rpr_w_rfonts_w_ascii_times_new_roman_w_hansi_times_new_roman_w_cs_times_new_roman_w_sz_w_val_24_w_szcs_w_val_24_w_lang_w_val_en_us_w_rpr_w_t_change_w_t_w_r_w_r_w_rsidr_00d06e37_w_rsidrpr_00d06e37_w_rpr_w_rfonts_w_ascii_times_new_roman_w_hansi_times_new_roman_w_cs_times_new_roman_w_sz_w_val_24_w_szcs_w_val_24_w_rpr_w_t_xml_space_preserve_w_t_w_r_w_r_w_rsidr_00d06e37_w_rpr_w_rfonts_w_ascii_times_new_roman_w_hansi_times_new_roman_w_cs_times_new_roman_w_sz_w_val_24_w_szcs_w_val_24_w_lang_w_val_en_us_w_rpr_w_t_reason_w_t_w_r_w_r_w_rsidr_00d06e37_w_rsidrpr_00d06e37_w_rpr_w_rfonts_w_ascii_times_new_roman_w_hansi_times_new_roman_w_cs_times_new_roman_w_sz_w_val_24_w_szcs_w_val_24_w_rpr_w_t_xml_space_preserve }}</w:t>
+        <w:t xml:space="preserve"> {{ change_reason }}</w:t>
       </w:r>
       <w:r>
         <w:rPr>
@@ -346,7 +346,6 @@
           <w:lang w:val="en-US"/>
         </w:rPr>
       </w:pPr>
-      <w:proofErr w:type="gramStart"/>
       <w:r>
         <w:rPr>
           <w:rFonts w:ascii="Times New Roman" w:hAnsi="Times New Roman" w:cs="Times New Roman"/>
@@ -354,7 +353,7 @@
           <w:szCs w:val="24"/>
           <w:lang w:val="en-US"/>
         </w:rPr>
-        <w:t>{{ amended_w_t_w_r_w_prooferr_w_type_gramend_w_r_w_rpr_w_rfonts_w_ascii_times_new_roman_w_hansi_times_new_roman_w_cs_times_new_roman_w_sz_w_val_24_w_szcs_w_val_24_w_lang_w_val_en_us_w_rpr_w_t_xml_space_preserve_claims }}</w:t>
+        <w:t>{{ amended_claims }}</w:t>
       </w:r>
     </w:p>
     <w:p>
